--- a/public/assets/files/stacjonarne/CPP.docx
+++ b/public/assets/files/stacjonarne/CPP.docx
@@ -522,6 +522,7 @@
                 <w:i w:val="0"/>
                 <w:sz w:val="22"/>
               </w:rPr>
+              <w:t>I</w:t>
             </w:r>
           </w:p>
         </w:tc>
@@ -559,6 +560,7 @@
                 <w:i w:val="0"/>
                 <w:sz w:val="22"/>
               </w:rPr>
+              <w:t>obligatoryjny</w:t>
             </w:r>
           </w:p>
         </w:tc>

--- a/public/assets/files/stacjonarne/CPP.docx
+++ b/public/assets/files/stacjonarne/CPP.docx
@@ -680,12 +680,22 @@
         <w:tblW w:w="5000" w:type="pct"/>
       </w:tblPr>
       <w:tblGrid>
-        <w:gridCol w:w="9972"/>
+        <w:gridCol w:w="997"/>
+        <w:gridCol w:w="997"/>
+        <w:gridCol w:w="997"/>
+        <w:gridCol w:w="997"/>
+        <w:gridCol w:w="997"/>
+        <w:gridCol w:w="997"/>
+        <w:gridCol w:w="997"/>
+        <w:gridCol w:w="997"/>
+        <w:gridCol w:w="997"/>
+        <w:gridCol w:w="997"/>
       </w:tblGrid>
       <w:tr>
         <w:tc>
           <w:tcPr>
-            <w:tcW w:type="dxa" w:w="9972"/>
+            <w:tcW w:type="dxa" w:w="9970"/>
+            <w:gridSpan w:val="10"/>
             <w:shd w:val="clear" w:color="auto" w:fill="D9D9D9"/>
           </w:tcPr>
           <w:p>
@@ -704,31 +714,34 @@
           </w:p>
         </w:tc>
       </w:tr>
-    </w:tbl>
-    <w:tbl>
-      <w:tblPr>
-        <w:tblW w:type="auto" w:w="0"/>
-        <w:tblLook w:firstColumn="1" w:firstRow="1" w:lastColumn="0" w:lastRow="0" w:noHBand="0" w:noVBand="1" w:val="04A0"/>
-        <w:tblBorders>
-          <w:top w:val="single" w:sz="4" w:space="0" w:color="000000"/>
-          <w:left w:val="single" w:sz="4" w:space="0" w:color="000000"/>
-          <w:bottom w:val="single" w:sz="4" w:space="0" w:color="000000"/>
-          <w:right w:val="single" w:sz="4" w:space="0" w:color="000000"/>
-          <w:insideH w:val="single" w:sz="4" w:space="0" w:color="000000"/>
-          <w:insideV w:val="single" w:sz="4" w:space="0" w:color="000000"/>
-        </w:tblBorders>
-        <w:tblW w:w="5000" w:type="pct"/>
-      </w:tblPr>
-      <w:tblGrid>
-        <w:gridCol w:w="2493"/>
-        <w:gridCol w:w="2493"/>
-        <w:gridCol w:w="2493"/>
-        <w:gridCol w:w="2493"/>
-      </w:tblGrid>
       <w:tr>
         <w:tc>
           <w:tcPr>
-            <w:tcW w:type="dxa" w:w="2493"/>
+            <w:tcW w:type="dxa" w:w="9970"/>
+            <w:gridSpan w:val="10"/>
+            <w:shd w:val="clear" w:color="auto" w:fill="D9D9D9"/>
+          </w:tcPr>
+          <w:p>
+            <w:pPr>
+              <w:spacing w:before="20" w:after="20"/>
+            </w:pPr>
+            <w:r>
+              <w:rPr>
+                <w:rFonts w:ascii="Aptos" w:hAnsi="Aptos"/>
+                <w:b w:val="0"/>
+                <w:i w:val="0"/>
+                <w:sz w:val="16"/>
+              </w:rPr>
+              <w:t>Wymiar godzinowy (liczba godzin w semestrze)</w:t>
+            </w:r>
+          </w:p>
+        </w:tc>
+      </w:tr>
+      <w:tr>
+        <w:tc>
+          <w:tcPr>
+            <w:tcW w:type="dxa" w:w="1994"/>
+            <w:gridSpan w:val="2"/>
             <w:shd w:val="clear" w:color="auto" w:fill="D9D9D9"/>
           </w:tcPr>
           <w:p>
@@ -748,7 +761,8 @@
         </w:tc>
         <w:tc>
           <w:tcPr>
-            <w:tcW w:type="dxa" w:w="2493"/>
+            <w:tcW w:type="dxa" w:w="2991"/>
+            <w:gridSpan w:val="3"/>
             <w:shd w:val="clear" w:color="auto" w:fill="D9D9D9"/>
           </w:tcPr>
           <w:p>
@@ -768,7 +782,8 @@
         </w:tc>
         <w:tc>
           <w:tcPr>
-            <w:tcW w:type="dxa" w:w="2493"/>
+            <w:tcW w:type="dxa" w:w="2991"/>
+            <w:gridSpan w:val="3"/>
             <w:shd w:val="clear" w:color="auto" w:fill="D9D9D9"/>
           </w:tcPr>
           <w:p>
@@ -788,7 +803,8 @@
         </w:tc>
         <w:tc>
           <w:tcPr>
-            <w:tcW w:type="dxa" w:w="2493"/>
+            <w:tcW w:type="dxa" w:w="1994"/>
+            <w:gridSpan w:val="2"/>
             <w:shd w:val="clear" w:color="auto" w:fill="D9D9D9"/>
           </w:tcPr>
           <w:p>
@@ -810,7 +826,8 @@
       <w:tr>
         <w:tc>
           <w:tcPr>
-            <w:tcW w:type="dxa" w:w="2493"/>
+            <w:tcW w:type="dxa" w:w="1994"/>
+            <w:gridSpan w:val="2"/>
           </w:tcPr>
           <w:p>
             <w:pPr>
@@ -829,7 +846,8 @@
         </w:tc>
         <w:tc>
           <w:tcPr>
-            <w:tcW w:type="dxa" w:w="2493"/>
+            <w:tcW w:type="dxa" w:w="2991"/>
+            <w:gridSpan w:val="3"/>
           </w:tcPr>
           <w:p>
             <w:pPr>
@@ -848,7 +866,8 @@
         </w:tc>
         <w:tc>
           <w:tcPr>
-            <w:tcW w:type="dxa" w:w="2493"/>
+            <w:tcW w:type="dxa" w:w="2991"/>
+            <w:gridSpan w:val="3"/>
           </w:tcPr>
           <w:p>
             <w:pPr>
@@ -867,7 +886,8 @@
         </w:tc>
         <w:tc>
           <w:tcPr>
-            <w:tcW w:type="dxa" w:w="2493"/>
+            <w:tcW w:type="dxa" w:w="1994"/>
+            <w:gridSpan w:val="2"/>
           </w:tcPr>
           <w:p>
             <w:pPr>
@@ -885,30 +905,34 @@
           </w:p>
         </w:tc>
       </w:tr>
-    </w:tbl>
-    <w:tbl>
-      <w:tblPr>
-        <w:tblW w:type="auto" w:w="0"/>
-        <w:tblLook w:firstColumn="1" w:firstRow="1" w:lastColumn="0" w:lastRow="0" w:noHBand="0" w:noVBand="1" w:val="04A0"/>
-        <w:tblBorders>
-          <w:top w:val="single" w:sz="4" w:space="0" w:color="000000"/>
-          <w:left w:val="single" w:sz="4" w:space="0" w:color="000000"/>
-          <w:bottom w:val="single" w:sz="4" w:space="0" w:color="000000"/>
-          <w:right w:val="single" w:sz="4" w:space="0" w:color="000000"/>
-          <w:insideH w:val="single" w:sz="4" w:space="0" w:color="000000"/>
-          <w:insideV w:val="single" w:sz="4" w:space="0" w:color="000000"/>
-        </w:tblBorders>
-        <w:tblW w:w="5000" w:type="pct"/>
-      </w:tblPr>
-      <w:tblGrid>
-        <w:gridCol w:w="3324"/>
-        <w:gridCol w:w="3324"/>
-        <w:gridCol w:w="3324"/>
-      </w:tblGrid>
       <w:tr>
         <w:tc>
           <w:tcPr>
-            <w:tcW w:type="dxa" w:w="3324"/>
+            <w:tcW w:type="dxa" w:w="9970"/>
+            <w:gridSpan w:val="10"/>
+            <w:shd w:val="clear" w:color="auto" w:fill="D9D9D9"/>
+          </w:tcPr>
+          <w:p>
+            <w:pPr>
+              <w:spacing w:before="20" w:after="20"/>
+            </w:pPr>
+            <w:r>
+              <w:rPr>
+                <w:rFonts w:ascii="Aptos" w:hAnsi="Aptos"/>
+                <w:b/>
+                <w:i w:val="0"/>
+                <w:sz w:val="22"/>
+              </w:rPr>
+              <w:t>Bilans ECTS</w:t>
+            </w:r>
+          </w:p>
+        </w:tc>
+      </w:tr>
+      <w:tr>
+        <w:tc>
+          <w:tcPr>
+            <w:tcW w:type="dxa" w:w="4985"/>
+            <w:gridSpan w:val="5"/>
             <w:shd w:val="clear" w:color="auto" w:fill="D9D9D9"/>
           </w:tcPr>
           <w:p>
@@ -928,7 +952,8 @@
         </w:tc>
         <w:tc>
           <w:tcPr>
-            <w:tcW w:type="dxa" w:w="3324"/>
+            <w:tcW w:type="dxa" w:w="2991"/>
+            <w:gridSpan w:val="3"/>
             <w:shd w:val="clear" w:color="auto" w:fill="D9D9D9"/>
           </w:tcPr>
           <w:p>
@@ -948,7 +973,8 @@
         </w:tc>
         <w:tc>
           <w:tcPr>
-            <w:tcW w:type="dxa" w:w="3324"/>
+            <w:tcW w:type="dxa" w:w="1994"/>
+            <w:gridSpan w:val="2"/>
             <w:shd w:val="clear" w:color="auto" w:fill="D9D9D9"/>
           </w:tcPr>
           <w:p>
@@ -970,7 +996,8 @@
       <w:tr>
         <w:tc>
           <w:tcPr>
-            <w:tcW w:type="dxa" w:w="3324"/>
+            <w:tcW w:type="dxa" w:w="4985"/>
+            <w:gridSpan w:val="5"/>
           </w:tcPr>
           <w:p>
             <w:pPr>
@@ -989,7 +1016,8 @@
         </w:tc>
         <w:tc>
           <w:tcPr>
-            <w:tcW w:type="dxa" w:w="3324"/>
+            <w:tcW w:type="dxa" w:w="2991"/>
+            <w:gridSpan w:val="3"/>
           </w:tcPr>
           <w:p>
             <w:pPr>
@@ -1008,7 +1036,8 @@
         </w:tc>
         <w:tc>
           <w:tcPr>
-            <w:tcW w:type="dxa" w:w="3324"/>
+            <w:tcW w:type="dxa" w:w="1994"/>
+            <w:gridSpan w:val="2"/>
           </w:tcPr>
           <w:p>
             <w:pPr>
@@ -1029,7 +1058,8 @@
       <w:tr>
         <w:tc>
           <w:tcPr>
-            <w:tcW w:type="dxa" w:w="3324"/>
+            <w:tcW w:type="dxa" w:w="4985"/>
+            <w:gridSpan w:val="5"/>
           </w:tcPr>
           <w:p>
             <w:pPr>
@@ -1048,7 +1078,8 @@
         </w:tc>
         <w:tc>
           <w:tcPr>
-            <w:tcW w:type="dxa" w:w="3324"/>
+            <w:tcW w:type="dxa" w:w="2991"/>
+            <w:gridSpan w:val="3"/>
           </w:tcPr>
           <w:p>
             <w:pPr>
@@ -1067,7 +1098,8 @@
         </w:tc>
         <w:tc>
           <w:tcPr>
-            <w:tcW w:type="dxa" w:w="3324"/>
+            <w:tcW w:type="dxa" w:w="1994"/>
+            <w:gridSpan w:val="2"/>
           </w:tcPr>
           <w:p>
             <w:pPr>
@@ -1088,7 +1120,29 @@
       <w:tr>
         <w:tc>
           <w:tcPr>
-            <w:tcW w:type="dxa" w:w="3324"/>
+            <w:tcW w:type="dxa" w:w="4985"/>
+            <w:gridSpan w:val="5"/>
+            <w:shd w:val="clear" w:color="auto" w:fill="D9D9D9"/>
+          </w:tcPr>
+          <w:p>
+            <w:pPr>
+              <w:spacing w:before="20" w:after="20"/>
+            </w:pPr>
+            <w:r>
+              <w:rPr>
+                <w:rFonts w:ascii="Aptos" w:hAnsi="Aptos"/>
+                <w:b/>
+                <w:i w:val="0"/>
+                <w:sz w:val="16"/>
+              </w:rPr>
+              <w:t>Opis samodzielnej pracy studenta</w:t>
+            </w:r>
+          </w:p>
+        </w:tc>
+        <w:tc>
+          <w:tcPr>
+            <w:tcW w:type="dxa" w:w="4985"/>
+            <w:gridSpan w:val="5"/>
           </w:tcPr>
           <w:p>
             <w:pPr>
@@ -1101,45 +1155,7 @@
                 <w:i w:val="0"/>
                 <w:sz w:val="22"/>
               </w:rPr>
-              <w:t>Suma</w:t>
-            </w:r>
-          </w:p>
-        </w:tc>
-        <w:tc>
-          <w:tcPr>
-            <w:tcW w:type="dxa" w:w="3324"/>
-          </w:tcPr>
-          <w:p>
-            <w:pPr>
-              <w:spacing w:before="20" w:after="20"/>
-            </w:pPr>
-            <w:r>
-              <w:rPr>
-                <w:rFonts w:ascii="Aptos" w:hAnsi="Aptos"/>
-                <w:b w:val="0"/>
-                <w:i w:val="0"/>
-                <w:sz w:val="22"/>
-              </w:rPr>
-              <w:t>100</w:t>
-            </w:r>
-          </w:p>
-        </w:tc>
-        <w:tc>
-          <w:tcPr>
-            <w:tcW w:type="dxa" w:w="3324"/>
-          </w:tcPr>
-          <w:p>
-            <w:pPr>
-              <w:spacing w:before="20" w:after="20"/>
-            </w:pPr>
-            <w:r>
-              <w:rPr>
-                <w:rFonts w:ascii="Aptos" w:hAnsi="Aptos"/>
-                <w:b w:val="0"/>
-                <w:i w:val="0"/>
-                <w:sz w:val="22"/>
-              </w:rPr>
-              <w:t>4</w:t>
+              <w:t>Samodzielne programowanie w C/C++; rozwiązywanie zadań programistycznych; przygotowanie mini-projektów; nauka zarządzania pamięcią i wskaźnikami.</w:t>
             </w:r>
           </w:p>
         </w:tc>
@@ -1250,7 +1266,97 @@
           <w:tcPr>
             <w:tcW w:type="dxa" w:w="9972"/>
           </w:tcPr>
-          <w:p/>
+          <w:p>
+            <w:pPr>
+              <w:spacing w:before="20" w:after="20"/>
+            </w:pPr>
+            <w:r>
+              <w:rPr>
+                <w:rFonts w:ascii="Aptos" w:hAnsi="Aptos"/>
+                <w:b/>
+                <w:sz w:val="22"/>
+              </w:rPr>
+              <w:t>Wykład:</w:t>
+            </w:r>
+          </w:p>
+          <w:p>
+            <w:pPr>
+              <w:spacing w:before="20" w:after="20"/>
+            </w:pPr>
+            <w:r>
+              <w:rPr>
+                <w:rFonts w:ascii="Aptos" w:hAnsi="Aptos"/>
+                <w:b w:val="0"/>
+                <w:sz w:val="22"/>
+              </w:rPr>
+              <w:t>• wykład z prezentacją multimedialną</w:t>
+            </w:r>
+          </w:p>
+          <w:p>
+            <w:pPr>
+              <w:spacing w:before="20" w:after="20"/>
+            </w:pPr>
+            <w:r>
+              <w:rPr>
+                <w:rFonts w:ascii="Aptos" w:hAnsi="Aptos"/>
+                <w:b w:val="0"/>
+                <w:sz w:val="22"/>
+              </w:rPr>
+              <w:t>• wykład z prezentacją oprogramowania</w:t>
+            </w:r>
+          </w:p>
+          <w:p>
+            <w:pPr>
+              <w:spacing w:before="20" w:after="20"/>
+            </w:pPr>
+            <w:r>
+              <w:rPr>
+                <w:rFonts w:ascii="Aptos" w:hAnsi="Aptos"/>
+                <w:b/>
+                <w:sz w:val="22"/>
+              </w:rPr>
+              <w:t>Ćwiczenia / Laboratorium:</w:t>
+            </w:r>
+          </w:p>
+          <w:p>
+            <w:pPr>
+              <w:spacing w:before="20" w:after="20"/>
+            </w:pPr>
+            <w:r>
+              <w:rPr>
+                <w:rFonts w:ascii="Aptos" w:hAnsi="Aptos"/>
+                <w:b w:val="0"/>
+                <w:sz w:val="22"/>
+              </w:rPr>
+              <w:t>• rozwiązywanie zadań</w:t>
+            </w:r>
+          </w:p>
+          <w:p>
+            <w:pPr>
+              <w:spacing w:before="20" w:after="20"/>
+            </w:pPr>
+            <w:r>
+              <w:rPr>
+                <w:rFonts w:ascii="Aptos" w:hAnsi="Aptos"/>
+                <w:b w:val="0"/>
+                <w:sz w:val="22"/>
+              </w:rPr>
+              <w:t>• warsztaty</w:t>
+            </w:r>
+          </w:p>
+          <w:p>
+            <w:pPr>
+              <w:spacing w:before="20" w:after="20"/>
+            </w:pPr>
+            <w:r>
+              <w:rPr>
+                <w:rFonts w:ascii="Aptos" w:hAnsi="Aptos"/>
+                <w:b w:val="0"/>
+                <w:sz w:val="22"/>
+              </w:rPr>
+              <w:t>• metoda projektów (projekt praktyczny)</w:t>
+            </w:r>
+          </w:p>
         </w:tc>
       </w:tr>
     </w:tbl>
@@ -1499,57 +1605,10 @@
             <w:r>
               <w:rPr>
                 <w:rFonts w:ascii="Aptos" w:hAnsi="Aptos"/>
+                <w:b w:val="0"/>
+                <w:i w:val="0"/>
                 <w:sz w:val="22"/>
               </w:rPr>
-              <w:t>1. rozwiązywanie zadań</w:t>
-            </w:r>
-          </w:p>
-          <w:p>
-            <w:pPr>
-              <w:spacing w:before="20" w:after="20"/>
-            </w:pPr>
-            <w:r>
-              <w:rPr>
-                <w:rFonts w:ascii="Aptos" w:hAnsi="Aptos"/>
-                <w:sz w:val="22"/>
-              </w:rPr>
-              <w:t>2. Kryteria oceny</w:t>
-            </w:r>
-          </w:p>
-          <w:p>
-            <w:pPr>
-              <w:spacing w:before="20" w:after="20"/>
-            </w:pPr>
-            <w:r>
-              <w:rPr>
-                <w:rFonts w:ascii="Aptos" w:hAnsi="Aptos"/>
-                <w:sz w:val="22"/>
-              </w:rPr>
-              <w:t>3. prezentacja mini projektów</w:t>
-            </w:r>
-          </w:p>
-          <w:p>
-            <w:pPr>
-              <w:spacing w:before="20" w:after="20"/>
-            </w:pPr>
-            <w:r>
-              <w:rPr>
-                <w:rFonts w:ascii="Aptos" w:hAnsi="Aptos"/>
-                <w:sz w:val="22"/>
-              </w:rPr>
-              <w:t>4. kolokwium praktyczne składające się z kilku zadań programistycznych</w:t>
-            </w:r>
-          </w:p>
-          <w:p>
-            <w:pPr>
-              <w:spacing w:before="20" w:after="20"/>
-            </w:pPr>
-            <w:r>
-              <w:rPr>
-                <w:rFonts w:ascii="Aptos" w:hAnsi="Aptos"/>
-                <w:sz w:val="22"/>
-              </w:rPr>
-              <w:t>5. brak</w:t>
             </w:r>
           </w:p>
         </w:tc>
@@ -1566,7 +1625,7 @@
                 <w:rFonts w:ascii="Aptos" w:hAnsi="Aptos"/>
                 <w:sz w:val="22"/>
               </w:rPr>
-              <w:t>1. rozwiązywanie zadań</w:t>
+              <w:t>1. kolokwium</w:t>
             </w:r>
           </w:p>
           <w:p>
@@ -1578,7 +1637,7 @@
                 <w:rFonts w:ascii="Aptos" w:hAnsi="Aptos"/>
                 <w:sz w:val="22"/>
               </w:rPr>
-              <w:t>2. Kryteria oceny</w:t>
+              <w:t>2. ocena sporządzonego oprogramowania</w:t>
             </w:r>
           </w:p>
           <w:p>
@@ -1590,31 +1649,7 @@
                 <w:rFonts w:ascii="Aptos" w:hAnsi="Aptos"/>
                 <w:sz w:val="22"/>
               </w:rPr>
-              <w:t>3. prezentacja mini projektów</w:t>
-            </w:r>
-          </w:p>
-          <w:p>
-            <w:pPr>
-              <w:spacing w:before="20" w:after="20"/>
-            </w:pPr>
-            <w:r>
-              <w:rPr>
-                <w:rFonts w:ascii="Aptos" w:hAnsi="Aptos"/>
-                <w:sz w:val="22"/>
-              </w:rPr>
-              <w:t>4. kolokwium praktyczne składające się z kilku zadań programistycznych</w:t>
-            </w:r>
-          </w:p>
-          <w:p>
-            <w:pPr>
-              <w:spacing w:before="20" w:after="20"/>
-            </w:pPr>
-            <w:r>
-              <w:rPr>
-                <w:rFonts w:ascii="Aptos" w:hAnsi="Aptos"/>
-                <w:sz w:val="22"/>
-              </w:rPr>
-              <w:t>5. brak</w:t>
+              <w:t>3. prezentacja mini-projektu</w:t>
             </w:r>
           </w:p>
         </w:tc>
@@ -1857,14 +1892,14 @@
         <w:tblW w:w="5000" w:type="pct"/>
       </w:tblPr>
       <w:tblGrid>
-        <w:gridCol w:w="3324"/>
-        <w:gridCol w:w="3324"/>
-        <w:gridCol w:w="3324"/>
+        <w:gridCol w:w="680"/>
+        <w:gridCol w:w="4536"/>
+        <w:gridCol w:w="4252"/>
       </w:tblGrid>
       <w:tr>
         <w:tc>
           <w:tcPr>
-            <w:tcW w:type="dxa" w:w="9972"/>
+            <w:tcW w:type="dxa" w:w="9468"/>
             <w:gridSpan w:val="3"/>
             <w:shd w:val="clear" w:color="auto" w:fill="D9D9D9"/>
           </w:tcPr>
@@ -1887,7 +1922,7 @@
       <w:tr>
         <w:tc>
           <w:tcPr>
-            <w:tcW w:type="dxa" w:w="3324"/>
+            <w:tcW w:type="dxa" w:w="680"/>
             <w:shd w:val="clear" w:color="auto" w:fill="D9D9D9"/>
           </w:tcPr>
           <w:p>
@@ -1907,7 +1942,7 @@
         </w:tc>
         <w:tc>
           <w:tcPr>
-            <w:tcW w:type="dxa" w:w="3324"/>
+            <w:tcW w:type="dxa" w:w="4536"/>
             <w:shd w:val="clear" w:color="auto" w:fill="D9D9D9"/>
           </w:tcPr>
           <w:p>
@@ -1927,7 +1962,7 @@
         </w:tc>
         <w:tc>
           <w:tcPr>
-            <w:tcW w:type="dxa" w:w="3324"/>
+            <w:tcW w:type="dxa" w:w="4252"/>
             <w:shd w:val="clear" w:color="auto" w:fill="D9D9D9"/>
           </w:tcPr>
           <w:p>
@@ -1949,7 +1984,7 @@
       <w:tr>
         <w:tc>
           <w:tcPr>
-            <w:tcW w:type="dxa" w:w="3324"/>
+            <w:tcW w:type="dxa" w:w="680"/>
           </w:tcPr>
           <w:p>
             <w:pPr>
@@ -1968,7 +2003,7 @@
         </w:tc>
         <w:tc>
           <w:tcPr>
-            <w:tcW w:type="dxa" w:w="3324"/>
+            <w:tcW w:type="dxa" w:w="4536"/>
           </w:tcPr>
           <w:p>
             <w:pPr>
@@ -1987,7 +2022,7 @@
         </w:tc>
         <w:tc>
           <w:tcPr>
-            <w:tcW w:type="dxa" w:w="3324"/>
+            <w:tcW w:type="dxa" w:w="4252"/>
           </w:tcPr>
           <w:p>
             <w:pPr>
@@ -2007,7 +2042,7 @@
       <w:tr>
         <w:tc>
           <w:tcPr>
-            <w:tcW w:type="dxa" w:w="3324"/>
+            <w:tcW w:type="dxa" w:w="680"/>
           </w:tcPr>
           <w:p>
             <w:pPr>
@@ -2026,7 +2061,7 @@
         </w:tc>
         <w:tc>
           <w:tcPr>
-            <w:tcW w:type="dxa" w:w="3324"/>
+            <w:tcW w:type="dxa" w:w="4536"/>
           </w:tcPr>
           <w:p>
             <w:pPr>
@@ -2045,7 +2080,7 @@
         </w:tc>
         <w:tc>
           <w:tcPr>
-            <w:tcW w:type="dxa" w:w="3324"/>
+            <w:tcW w:type="dxa" w:w="4252"/>
           </w:tcPr>
           <w:p>
             <w:pPr>
@@ -2065,7 +2100,7 @@
       <w:tr>
         <w:tc>
           <w:tcPr>
-            <w:tcW w:type="dxa" w:w="3324"/>
+            <w:tcW w:type="dxa" w:w="680"/>
           </w:tcPr>
           <w:p>
             <w:pPr>
@@ -2084,7 +2119,7 @@
         </w:tc>
         <w:tc>
           <w:tcPr>
-            <w:tcW w:type="dxa" w:w="3324"/>
+            <w:tcW w:type="dxa" w:w="4536"/>
           </w:tcPr>
           <w:p>
             <w:pPr>
@@ -2103,7 +2138,7 @@
         </w:tc>
         <w:tc>
           <w:tcPr>
-            <w:tcW w:type="dxa" w:w="3324"/>
+            <w:tcW w:type="dxa" w:w="4252"/>
           </w:tcPr>
           <w:p>
             <w:pPr>
@@ -2123,7 +2158,7 @@
       <w:tr>
         <w:tc>
           <w:tcPr>
-            <w:tcW w:type="dxa" w:w="3324"/>
+            <w:tcW w:type="dxa" w:w="680"/>
           </w:tcPr>
           <w:p>
             <w:pPr>
@@ -2142,7 +2177,7 @@
         </w:tc>
         <w:tc>
           <w:tcPr>
-            <w:tcW w:type="dxa" w:w="3324"/>
+            <w:tcW w:type="dxa" w:w="4536"/>
           </w:tcPr>
           <w:p>
             <w:pPr>
@@ -2161,7 +2196,7 @@
         </w:tc>
         <w:tc>
           <w:tcPr>
-            <w:tcW w:type="dxa" w:w="3324"/>
+            <w:tcW w:type="dxa" w:w="4252"/>
           </w:tcPr>
           <w:p>
             <w:pPr>
@@ -2181,7 +2216,7 @@
       <w:tr>
         <w:tc>
           <w:tcPr>
-            <w:tcW w:type="dxa" w:w="3324"/>
+            <w:tcW w:type="dxa" w:w="680"/>
           </w:tcPr>
           <w:p>
             <w:pPr>
@@ -2200,7 +2235,7 @@
         </w:tc>
         <w:tc>
           <w:tcPr>
-            <w:tcW w:type="dxa" w:w="3324"/>
+            <w:tcW w:type="dxa" w:w="4536"/>
           </w:tcPr>
           <w:p>
             <w:pPr>
@@ -2219,7 +2254,7 @@
         </w:tc>
         <w:tc>
           <w:tcPr>
-            <w:tcW w:type="dxa" w:w="3324"/>
+            <w:tcW w:type="dxa" w:w="4252"/>
           </w:tcPr>
           <w:p>
             <w:pPr>
@@ -2239,7 +2274,7 @@
       <w:tr>
         <w:tc>
           <w:tcPr>
-            <w:tcW w:type="dxa" w:w="3324"/>
+            <w:tcW w:type="dxa" w:w="680"/>
           </w:tcPr>
           <w:p>
             <w:pPr>
@@ -2258,7 +2293,7 @@
         </w:tc>
         <w:tc>
           <w:tcPr>
-            <w:tcW w:type="dxa" w:w="3324"/>
+            <w:tcW w:type="dxa" w:w="4536"/>
           </w:tcPr>
           <w:p>
             <w:pPr>
@@ -2277,7 +2312,7 @@
         </w:tc>
         <w:tc>
           <w:tcPr>
-            <w:tcW w:type="dxa" w:w="3324"/>
+            <w:tcW w:type="dxa" w:w="4252"/>
           </w:tcPr>
           <w:p>
             <w:pPr>
@@ -2297,7 +2332,7 @@
       <w:tr>
         <w:tc>
           <w:tcPr>
-            <w:tcW w:type="dxa" w:w="3324"/>
+            <w:tcW w:type="dxa" w:w="680"/>
           </w:tcPr>
           <w:p>
             <w:pPr>
@@ -2316,7 +2351,7 @@
         </w:tc>
         <w:tc>
           <w:tcPr>
-            <w:tcW w:type="dxa" w:w="3324"/>
+            <w:tcW w:type="dxa" w:w="4536"/>
           </w:tcPr>
           <w:p>
             <w:pPr>
@@ -2335,7 +2370,7 @@
         </w:tc>
         <w:tc>
           <w:tcPr>
-            <w:tcW w:type="dxa" w:w="3324"/>
+            <w:tcW w:type="dxa" w:w="4252"/>
           </w:tcPr>
           <w:p>
             <w:pPr>
@@ -2355,7 +2390,7 @@
       <w:tr>
         <w:tc>
           <w:tcPr>
-            <w:tcW w:type="dxa" w:w="3324"/>
+            <w:tcW w:type="dxa" w:w="680"/>
           </w:tcPr>
           <w:p>
             <w:pPr>
@@ -2374,7 +2409,7 @@
         </w:tc>
         <w:tc>
           <w:tcPr>
-            <w:tcW w:type="dxa" w:w="3324"/>
+            <w:tcW w:type="dxa" w:w="4536"/>
           </w:tcPr>
           <w:p>
             <w:pPr>
@@ -2393,7 +2428,7 @@
         </w:tc>
         <w:tc>
           <w:tcPr>
-            <w:tcW w:type="dxa" w:w="3324"/>
+            <w:tcW w:type="dxa" w:w="4252"/>
           </w:tcPr>
           <w:p>
             <w:pPr>
@@ -2413,7 +2448,7 @@
       <w:tr>
         <w:tc>
           <w:tcPr>
-            <w:tcW w:type="dxa" w:w="3324"/>
+            <w:tcW w:type="dxa" w:w="680"/>
           </w:tcPr>
           <w:p>
             <w:pPr>
@@ -2432,7 +2467,7 @@
         </w:tc>
         <w:tc>
           <w:tcPr>
-            <w:tcW w:type="dxa" w:w="3324"/>
+            <w:tcW w:type="dxa" w:w="4536"/>
           </w:tcPr>
           <w:p>
             <w:pPr>
@@ -2451,7 +2486,7 @@
         </w:tc>
         <w:tc>
           <w:tcPr>
-            <w:tcW w:type="dxa" w:w="3324"/>
+            <w:tcW w:type="dxa" w:w="4252"/>
           </w:tcPr>
           <w:p>
             <w:pPr>
@@ -2471,7 +2506,7 @@
       <w:tr>
         <w:tc>
           <w:tcPr>
-            <w:tcW w:type="dxa" w:w="3324"/>
+            <w:tcW w:type="dxa" w:w="680"/>
           </w:tcPr>
           <w:p>
             <w:pPr>
@@ -2490,7 +2525,7 @@
         </w:tc>
         <w:tc>
           <w:tcPr>
-            <w:tcW w:type="dxa" w:w="3324"/>
+            <w:tcW w:type="dxa" w:w="4536"/>
           </w:tcPr>
           <w:p>
             <w:pPr>
@@ -2509,7 +2544,7 @@
         </w:tc>
         <w:tc>
           <w:tcPr>
-            <w:tcW w:type="dxa" w:w="3324"/>
+            <w:tcW w:type="dxa" w:w="4252"/>
           </w:tcPr>
           <w:p>
             <w:pPr>
@@ -2529,7 +2564,7 @@
       <w:tr>
         <w:tc>
           <w:tcPr>
-            <w:tcW w:type="dxa" w:w="3324"/>
+            <w:tcW w:type="dxa" w:w="680"/>
           </w:tcPr>
           <w:p>
             <w:pPr>
@@ -2548,7 +2583,7 @@
         </w:tc>
         <w:tc>
           <w:tcPr>
-            <w:tcW w:type="dxa" w:w="3324"/>
+            <w:tcW w:type="dxa" w:w="4536"/>
           </w:tcPr>
           <w:p>
             <w:pPr>
@@ -2567,7 +2602,7 @@
         </w:tc>
         <w:tc>
           <w:tcPr>
-            <w:tcW w:type="dxa" w:w="3324"/>
+            <w:tcW w:type="dxa" w:w="4252"/>
           </w:tcPr>
           <w:p>
             <w:pPr>
@@ -2587,7 +2622,7 @@
       <w:tr>
         <w:tc>
           <w:tcPr>
-            <w:tcW w:type="dxa" w:w="3324"/>
+            <w:tcW w:type="dxa" w:w="680"/>
           </w:tcPr>
           <w:p>
             <w:pPr>
@@ -2606,7 +2641,7 @@
         </w:tc>
         <w:tc>
           <w:tcPr>
-            <w:tcW w:type="dxa" w:w="3324"/>
+            <w:tcW w:type="dxa" w:w="4536"/>
           </w:tcPr>
           <w:p>
             <w:pPr>
@@ -2625,7 +2660,7 @@
         </w:tc>
         <w:tc>
           <w:tcPr>
-            <w:tcW w:type="dxa" w:w="3324"/>
+            <w:tcW w:type="dxa" w:w="4252"/>
           </w:tcPr>
           <w:p>
             <w:pPr>
@@ -2645,7 +2680,7 @@
       <w:tr>
         <w:tc>
           <w:tcPr>
-            <w:tcW w:type="dxa" w:w="3324"/>
+            <w:tcW w:type="dxa" w:w="680"/>
           </w:tcPr>
           <w:p>
             <w:pPr>
@@ -2664,7 +2699,7 @@
         </w:tc>
         <w:tc>
           <w:tcPr>
-            <w:tcW w:type="dxa" w:w="3324"/>
+            <w:tcW w:type="dxa" w:w="4536"/>
           </w:tcPr>
           <w:p>
             <w:pPr>
@@ -2683,7 +2718,7 @@
         </w:tc>
         <w:tc>
           <w:tcPr>
-            <w:tcW w:type="dxa" w:w="3324"/>
+            <w:tcW w:type="dxa" w:w="4252"/>
           </w:tcPr>
           <w:p>
             <w:pPr>
@@ -3082,6 +3117,7 @@
                 <w:i w:val="0"/>
                 <w:sz w:val="22"/>
               </w:rPr>
+              <w:t>kolokwium; ocena sporządzonego oprogramowania; prezentacja mini-projektu</w:t>
             </w:r>
           </w:p>
         </w:tc>
@@ -3139,6 +3175,7 @@
                 <w:i w:val="0"/>
                 <w:sz w:val="22"/>
               </w:rPr>
+              <w:t>kolokwium; ocena sporządzonego oprogramowania; prezentacja mini-projektu</w:t>
             </w:r>
           </w:p>
         </w:tc>
@@ -3301,6 +3338,7 @@
                 <w:i w:val="0"/>
                 <w:sz w:val="22"/>
               </w:rPr>
+              <w:t>kolokwium; ocena sporządzonego oprogramowania; prezentacja mini-projektu</w:t>
             </w:r>
           </w:p>
         </w:tc>
@@ -3358,6 +3396,7 @@
                 <w:i w:val="0"/>
                 <w:sz w:val="22"/>
               </w:rPr>
+              <w:t>kolokwium; ocena sporządzonego oprogramowania; prezentacja mini-projektu</w:t>
             </w:r>
           </w:p>
         </w:tc>
@@ -3415,6 +3454,7 @@
                 <w:i w:val="0"/>
                 <w:sz w:val="22"/>
               </w:rPr>
+              <w:t>kolokwium; ocena sporządzonego oprogramowania; prezentacja mini-projektu</w:t>
             </w:r>
           </w:p>
         </w:tc>
@@ -3472,6 +3512,7 @@
                 <w:i w:val="0"/>
                 <w:sz w:val="22"/>
               </w:rPr>
+              <w:t>kolokwium; ocena sporządzonego oprogramowania; prezentacja mini-projektu</w:t>
             </w:r>
           </w:p>
         </w:tc>
@@ -3529,6 +3570,7 @@
                 <w:i w:val="0"/>
                 <w:sz w:val="22"/>
               </w:rPr>
+              <w:t>kolokwium; ocena sporządzonego oprogramowania; prezentacja mini-projektu</w:t>
             </w:r>
           </w:p>
         </w:tc>
@@ -3586,6 +3628,7 @@
                 <w:i w:val="0"/>
                 <w:sz w:val="22"/>
               </w:rPr>
+              <w:t>kolokwium; ocena sporządzonego oprogramowania; prezentacja mini-projektu</w:t>
             </w:r>
           </w:p>
         </w:tc>
@@ -3748,6 +3791,7 @@
                 <w:i w:val="0"/>
                 <w:sz w:val="22"/>
               </w:rPr>
+              <w:t>kolokwium; ocena sporządzonego oprogramowania; prezentacja mini-projektu</w:t>
             </w:r>
           </w:p>
         </w:tc>
@@ -3805,6 +3849,7 @@
                 <w:i w:val="0"/>
                 <w:sz w:val="22"/>
               </w:rPr>
+              <w:t>kolokwium; ocena sporządzonego oprogramowania; prezentacja mini-projektu</w:t>
             </w:r>
           </w:p>
         </w:tc>
@@ -3910,62 +3955,6 @@
                 <w:sz w:val="16"/>
               </w:rPr>
               <w:t>Wyposażenie specjalistyczne konieczne do realizacji przedmiotu</w:t>
-            </w:r>
-          </w:p>
-        </w:tc>
-      </w:tr>
-      <w:tr>
-        <w:tc>
-          <w:tcPr>
-            <w:tcW w:type="dxa" w:w="3324"/>
-          </w:tcPr>
-          <w:p>
-            <w:pPr>
-              <w:spacing w:before="20" w:after="20"/>
-            </w:pPr>
-            <w:r>
-              <w:rPr>
-                <w:rFonts w:ascii="Aptos" w:hAnsi="Aptos"/>
-                <w:b w:val="0"/>
-                <w:i w:val="0"/>
-                <w:sz w:val="22"/>
-              </w:rPr>
-            </w:r>
-          </w:p>
-        </w:tc>
-        <w:tc>
-          <w:tcPr>
-            <w:tcW w:type="dxa" w:w="3324"/>
-          </w:tcPr>
-          <w:p>
-            <w:pPr>
-              <w:spacing w:before="20" w:after="20"/>
-            </w:pPr>
-            <w:r>
-              <w:rPr>
-                <w:rFonts w:ascii="Aptos" w:hAnsi="Aptos"/>
-                <w:b w:val="0"/>
-                <w:i w:val="0"/>
-                <w:sz w:val="22"/>
-              </w:rPr>
-            </w:r>
-          </w:p>
-        </w:tc>
-        <w:tc>
-          <w:tcPr>
-            <w:tcW w:type="dxa" w:w="3324"/>
-          </w:tcPr>
-          <w:p>
-            <w:pPr>
-              <w:spacing w:before="20" w:after="20"/>
-            </w:pPr>
-            <w:r>
-              <w:rPr>
-                <w:rFonts w:ascii="Aptos" w:hAnsi="Aptos"/>
-                <w:b w:val="0"/>
-                <w:i w:val="0"/>
-                <w:sz w:val="22"/>
-              </w:rPr>
             </w:r>
           </w:p>
         </w:tc>
